--- a/Assets/Game_Design/Revenger 배경 스토리(캐릭터, 맵).docx
+++ b/Assets/Game_Design/Revenger 배경 스토리(캐릭터, 맵).docx
@@ -7,6 +7,7 @@
         <w:jc w:val="center"/>
         <w:rPr>
           <w:b w:val="1"/>
+          <w:bCs w:val="1"/>
           <w:sz w:val="60"/>
           <w:szCs w:val="60"/>
         </w:rPr>
@@ -14,6 +15,7 @@
       <w:r>
         <w:rPr>
           <w:b w:val="1"/>
+          <w:bCs w:val="1"/>
           <w:sz w:val="60"/>
           <w:szCs w:val="60"/>
           <w:rtl w:val="0"/>
@@ -26,6 +28,7 @@
         <w:jc w:val="center"/>
         <w:rPr>
           <w:b w:val="1"/>
+          <w:bCs w:val="1"/>
           <w:sz w:val="60"/>
           <w:szCs w:val="60"/>
         </w:rPr>
@@ -34,6 +37,7 @@
         <w:rPr>
           <w:rFonts w:ascii="Arial Unicode MS" w:cs="Arial Unicode MS" w:eastAsia="Arial Unicode MS" w:hAnsi="Arial Unicode MS"/>
           <w:b w:val="1"/>
+          <w:bCs w:val="1"/>
           <w:sz w:val="60"/>
           <w:szCs w:val="60"/>
           <w:rtl w:val="0"/>
@@ -46,6 +50,7 @@
         <w:jc w:val="center"/>
         <w:rPr>
           <w:b w:val="1"/>
+          <w:bCs w:val="1"/>
           <w:sz w:val="60"/>
           <w:szCs w:val="60"/>
         </w:rPr>
@@ -61,6 +66,7 @@
         <w:jc w:val="center"/>
         <w:rPr>
           <w:b w:val="1"/>
+          <w:bCs w:val="1"/>
           <w:sz w:val="60"/>
           <w:szCs w:val="60"/>
         </w:rPr>
@@ -80,6 +86,7 @@
         <w:ind w:left="1440" w:hanging="360"/>
         <w:rPr>
           <w:b w:val="1"/>
+          <w:bCs w:val="1"/>
           <w:sz w:val="36"/>
           <w:szCs w:val="36"/>
           <w:u w:val="none"/>
@@ -89,6 +96,7 @@
         <w:rPr>
           <w:rFonts w:ascii="Arial Unicode MS" w:cs="Arial Unicode MS" w:eastAsia="Arial Unicode MS" w:hAnsi="Arial Unicode MS"/>
           <w:b w:val="1"/>
+          <w:bCs w:val="1"/>
           <w:sz w:val="36"/>
           <w:szCs w:val="36"/>
           <w:rtl w:val="0"/>
@@ -101,6 +109,7 @@
         <w:ind w:left="1440" w:firstLine="0"/>
         <w:rPr>
           <w:b w:val="1"/>
+          <w:bCs w:val="1"/>
           <w:sz w:val="36"/>
           <w:szCs w:val="36"/>
         </w:rPr>
@@ -116,14 +125,16 @@
         <w:ind w:left="720" w:firstLine="0"/>
         <w:rPr>
           <w:b w:val="1"/>
-          <w:sz w:val="36"/>
-          <w:szCs w:val="36"/>
-        </w:rPr>
-      </w:pPr>
-      <w:r>
-        <w:rPr>
-          <w:rFonts w:ascii="Arial Unicode MS" w:cs="Arial Unicode MS" w:eastAsia="Arial Unicode MS" w:hAnsi="Arial Unicode MS"/>
-          <w:b w:val="1"/>
+          <w:bCs w:val="1"/>
+          <w:sz w:val="36"/>
+          <w:szCs w:val="36"/>
+        </w:rPr>
+      </w:pPr>
+      <w:r>
+        <w:rPr>
+          <w:rFonts w:ascii="Arial Unicode MS" w:cs="Arial Unicode MS" w:eastAsia="Arial Unicode MS" w:hAnsi="Arial Unicode MS"/>
+          <w:b w:val="1"/>
+          <w:bCs w:val="1"/>
           <w:sz w:val="36"/>
           <w:szCs w:val="36"/>
           <w:rtl w:val="0"/>
@@ -136,6 +147,7 @@
         <w:ind w:left="0" w:firstLine="0"/>
         <w:rPr>
           <w:b w:val="1"/>
+          <w:bCs w:val="1"/>
           <w:sz w:val="36"/>
           <w:szCs w:val="36"/>
         </w:rPr>
@@ -397,14 +409,16 @@
         <w:ind w:left="720" w:firstLine="0"/>
         <w:rPr>
           <w:b w:val="1"/>
-          <w:sz w:val="36"/>
-          <w:szCs w:val="36"/>
-        </w:rPr>
-      </w:pPr>
-      <w:r>
-        <w:rPr>
-          <w:rFonts w:ascii="Arial Unicode MS" w:cs="Arial Unicode MS" w:eastAsia="Arial Unicode MS" w:hAnsi="Arial Unicode MS"/>
-          <w:b w:val="1"/>
+          <w:bCs w:val="1"/>
+          <w:sz w:val="36"/>
+          <w:szCs w:val="36"/>
+        </w:rPr>
+      </w:pPr>
+      <w:r>
+        <w:rPr>
+          <w:rFonts w:ascii="Arial Unicode MS" w:cs="Arial Unicode MS" w:eastAsia="Arial Unicode MS" w:hAnsi="Arial Unicode MS"/>
+          <w:b w:val="1"/>
+          <w:bCs w:val="1"/>
           <w:sz w:val="36"/>
           <w:szCs w:val="36"/>
           <w:rtl w:val="0"/>
@@ -678,6 +692,7 @@
         <w:ind w:left="720" w:firstLine="0"/>
         <w:rPr>
           <w:b w:val="1"/>
+          <w:bCs w:val="1"/>
           <w:sz w:val="36"/>
           <w:szCs w:val="36"/>
         </w:rPr>
@@ -693,14 +708,16 @@
         <w:ind w:left="720" w:firstLine="0"/>
         <w:rPr>
           <w:b w:val="1"/>
-          <w:sz w:val="36"/>
-          <w:szCs w:val="36"/>
-        </w:rPr>
-      </w:pPr>
-      <w:r>
-        <w:rPr>
-          <w:rFonts w:ascii="Arial Unicode MS" w:cs="Arial Unicode MS" w:eastAsia="Arial Unicode MS" w:hAnsi="Arial Unicode MS"/>
-          <w:b w:val="1"/>
+          <w:bCs w:val="1"/>
+          <w:sz w:val="36"/>
+          <w:szCs w:val="36"/>
+        </w:rPr>
+      </w:pPr>
+      <w:r>
+        <w:rPr>
+          <w:rFonts w:ascii="Arial Unicode MS" w:cs="Arial Unicode MS" w:eastAsia="Arial Unicode MS" w:hAnsi="Arial Unicode MS"/>
+          <w:b w:val="1"/>
+          <w:bCs w:val="1"/>
           <w:sz w:val="36"/>
           <w:szCs w:val="36"/>
           <w:rtl w:val="0"/>
@@ -712,33 +729,36 @@
       <w:pPr>
         <w:rPr>
           <w:b w:val="1"/>
-          <w:sz w:val="36"/>
-          <w:szCs w:val="36"/>
-        </w:rPr>
-      </w:pPr>
-      <w:r>
-        <w:rPr>
-          <w:rtl w:val="0"/>
-        </w:rPr>
-      </w:r>
-    </w:p>
-    <w:p>
-      <w:pPr>
-        <w:rPr>
-          <w:b w:val="1"/>
-          <w:sz w:val="36"/>
-          <w:szCs w:val="36"/>
-        </w:rPr>
-      </w:pPr>
-      <w:r>
-        <w:rPr>
-          <w:rFonts w:ascii="Arial Unicode MS" w:cs="Arial Unicode MS" w:eastAsia="Arial Unicode MS" w:hAnsi="Arial Unicode MS"/>
-          <w:b w:val="1"/>
-          <w:sz w:val="36"/>
-          <w:szCs w:val="36"/>
-          <w:rtl w:val="0"/>
-        </w:rPr>
-        <w:t xml:space="preserve"> 2-1. 베르너 슈타인(저택, 국방부 장관)</w:t>
+          <w:bCs w:val="1"/>
+          <w:sz w:val="36"/>
+          <w:szCs w:val="36"/>
+        </w:rPr>
+      </w:pPr>
+      <w:r>
+        <w:rPr>
+          <w:rtl w:val="0"/>
+        </w:rPr>
+      </w:r>
+    </w:p>
+    <w:p>
+      <w:pPr>
+        <w:rPr>
+          <w:b w:val="1"/>
+          <w:bCs w:val="1"/>
+          <w:sz w:val="36"/>
+          <w:szCs w:val="36"/>
+        </w:rPr>
+      </w:pPr>
+      <w:r>
+        <w:rPr>
+          <w:rFonts w:ascii="Arial Unicode MS" w:cs="Arial Unicode MS" w:eastAsia="Arial Unicode MS" w:hAnsi="Arial Unicode MS"/>
+          <w:b w:val="1"/>
+          <w:bCs w:val="1"/>
+          <w:sz w:val="36"/>
+          <w:szCs w:val="36"/>
+          <w:rtl w:val="0"/>
+        </w:rPr>
+        <w:t xml:space="preserve"> 2-1. 베르너 슈타인(본관, 국방부 장관)</w:t>
       </w:r>
     </w:p>
     <w:p>
@@ -890,106 +910,415 @@
     </w:p>
     <w:p>
       <w:pPr>
-        <w:ind w:left="0" w:firstLine="0"/>
-        <w:rPr>
-          <w:sz w:val="28"/>
-          <w:szCs w:val="28"/>
-        </w:rPr>
-      </w:pPr>
-      <w:r>
-        <w:rPr>
-          <w:rFonts w:ascii="Arial Unicode MS" w:cs="Arial Unicode MS" w:eastAsia="Arial Unicode MS" w:hAnsi="Arial Unicode MS"/>
-          <w:sz w:val="28"/>
-          <w:szCs w:val="28"/>
-          <w:rtl w:val="0"/>
-        </w:rPr>
-        <w:t xml:space="preserve">군 장성과 오래된 친구라는 내용 추가 &lt; 별관 보스 설정 정해질 시 추가</w:t>
-      </w:r>
-    </w:p>
-    <w:p>
-      <w:pPr>
-        <w:rPr>
-          <w:b w:val="1"/>
-          <w:sz w:val="36"/>
-          <w:szCs w:val="36"/>
-        </w:rPr>
-      </w:pPr>
-      <w:r>
-        <w:rPr>
-          <w:rtl w:val="0"/>
-        </w:rPr>
-      </w:r>
-    </w:p>
-    <w:p>
-      <w:pPr>
-        <w:rPr>
-          <w:b w:val="1"/>
-          <w:sz w:val="36"/>
-          <w:szCs w:val="36"/>
-        </w:rPr>
-      </w:pPr>
-      <w:r>
-        <w:rPr>
-          <w:rtl w:val="0"/>
-        </w:rPr>
-      </w:r>
-    </w:p>
-    <w:p>
-      <w:pPr>
-        <w:rPr>
-          <w:b w:val="1"/>
-          <w:sz w:val="36"/>
-          <w:szCs w:val="36"/>
-        </w:rPr>
-      </w:pPr>
-      <w:r>
-        <w:rPr>
-          <w:rtl w:val="0"/>
-        </w:rPr>
-      </w:r>
-    </w:p>
-    <w:p>
-      <w:pPr>
-        <w:rPr>
-          <w:b w:val="1"/>
-          <w:sz w:val="36"/>
-          <w:szCs w:val="36"/>
-        </w:rPr>
-      </w:pPr>
-      <w:r>
-        <w:rPr>
-          <w:rtl w:val="0"/>
-        </w:rPr>
-      </w:r>
-    </w:p>
-    <w:p>
-      <w:pPr>
-        <w:ind w:left="0" w:firstLine="0"/>
-        <w:rPr>
-          <w:b w:val="1"/>
-          <w:sz w:val="36"/>
-          <w:szCs w:val="36"/>
-        </w:rPr>
-      </w:pPr>
-      <w:r>
-        <w:rPr>
-          <w:rtl w:val="0"/>
-        </w:rPr>
-      </w:r>
-    </w:p>
-    <w:p>
-      <w:pPr>
-        <w:ind w:left="0" w:firstLine="0"/>
-        <w:rPr>
-          <w:b w:val="1"/>
-          <w:sz w:val="36"/>
-          <w:szCs w:val="36"/>
-        </w:rPr>
-      </w:pPr>
-      <w:r>
-        <w:rPr>
-          <w:rFonts w:ascii="Arial Unicode MS" w:cs="Arial Unicode MS" w:eastAsia="Arial Unicode MS" w:hAnsi="Arial Unicode MS"/>
-          <w:b w:val="1"/>
+        <w:rPr>
+          <w:b w:val="1"/>
+          <w:bCs w:val="1"/>
+          <w:sz w:val="36"/>
+          <w:szCs w:val="36"/>
+        </w:rPr>
+      </w:pPr>
+      <w:r>
+        <w:rPr>
+          <w:rtl w:val="0"/>
+        </w:rPr>
+      </w:r>
+    </w:p>
+    <w:p>
+      <w:pPr>
+        <w:rPr>
+          <w:b w:val="1"/>
+          <w:bCs w:val="1"/>
+          <w:sz w:val="36"/>
+          <w:szCs w:val="36"/>
+        </w:rPr>
+      </w:pPr>
+      <w:r>
+        <w:rPr>
+          <w:rtl w:val="0"/>
+        </w:rPr>
+      </w:r>
+    </w:p>
+    <w:p>
+      <w:pPr>
+        <w:rPr>
+          <w:b w:val="1"/>
+          <w:bCs w:val="1"/>
+          <w:sz w:val="36"/>
+          <w:szCs w:val="36"/>
+        </w:rPr>
+      </w:pPr>
+      <w:r>
+        <w:rPr>
+          <w:rtl w:val="0"/>
+        </w:rPr>
+      </w:r>
+    </w:p>
+    <w:p>
+      <w:pPr>
+        <w:rPr>
+          <w:b w:val="1"/>
+          <w:bCs w:val="1"/>
+          <w:sz w:val="36"/>
+          <w:szCs w:val="36"/>
+        </w:rPr>
+      </w:pPr>
+      <w:r>
+        <w:rPr>
+          <w:rtl w:val="0"/>
+        </w:rPr>
+      </w:r>
+    </w:p>
+    <w:p>
+      <w:pPr>
+        <w:rPr>
+          <w:b w:val="1"/>
+          <w:bCs w:val="1"/>
+          <w:sz w:val="36"/>
+          <w:szCs w:val="36"/>
+        </w:rPr>
+      </w:pPr>
+      <w:r>
+        <w:rPr>
+          <w:rtl w:val="0"/>
+        </w:rPr>
+      </w:r>
+    </w:p>
+    <w:p>
+      <w:pPr>
+        <w:rPr>
+          <w:b w:val="1"/>
+          <w:bCs w:val="1"/>
+          <w:sz w:val="36"/>
+          <w:szCs w:val="36"/>
+        </w:rPr>
+      </w:pPr>
+      <w:r>
+        <w:rPr>
+          <w:rtl w:val="0"/>
+        </w:rPr>
+      </w:r>
+    </w:p>
+    <w:p>
+      <w:pPr>
+        <w:rPr>
+          <w:b w:val="1"/>
+          <w:bCs w:val="1"/>
+          <w:sz w:val="36"/>
+          <w:szCs w:val="36"/>
+        </w:rPr>
+      </w:pPr>
+      <w:r>
+        <w:rPr>
+          <w:rFonts w:ascii="Arial Unicode MS" w:cs="Arial Unicode MS" w:eastAsia="Arial Unicode MS" w:hAnsi="Arial Unicode MS"/>
+          <w:b w:val="1"/>
+          <w:bCs w:val="1"/>
+          <w:sz w:val="36"/>
+          <w:szCs w:val="36"/>
+          <w:rtl w:val="0"/>
+        </w:rPr>
+        <w:t xml:space="preserve"> 2-2. 프리드리히 호프만(별관, 군 장성)</w:t>
+      </w:r>
+    </w:p>
+    <w:p>
+      <w:pPr>
+        <w:spacing w:after="240" w:before="240" w:lineRule="auto"/>
+        <w:rPr>
+          <w:sz w:val="26"/>
+          <w:szCs w:val="26"/>
+        </w:rPr>
+      </w:pPr>
+      <w:r>
+        <w:rPr>
+          <w:rFonts w:ascii="Arial Unicode MS" w:cs="Arial Unicode MS" w:eastAsia="Arial Unicode MS" w:hAnsi="Arial Unicode MS"/>
+          <w:sz w:val="26"/>
+          <w:szCs w:val="26"/>
+          <w:rtl w:val="0"/>
+        </w:rPr>
+        <w:t xml:space="preserve">프리드리히 호프만은 뛰어난 전투 실력 대신, 책임을 피하고 남의 공을 </w:t>
+        <w:br w:type="textWrapping"/>
+        <w:t xml:space="preserve">슬쩍 가져가는 요령으로 살아남아 현재까지 버텨온 독일군 장교였다.</w:t>
+        <w:br w:type="textWrapping"/>
+        <w:t xml:space="preserve">그는 정치가 집안 출신의 </w:t>
+      </w:r>
+      <w:r>
+        <w:rPr>
+          <w:rFonts w:ascii="Arial Unicode MS" w:cs="Arial Unicode MS" w:eastAsia="Arial Unicode MS" w:hAnsi="Arial Unicode MS"/>
+          <w:b w:val="1"/>
+          <w:bCs w:val="1"/>
+          <w:sz w:val="26"/>
+          <w:szCs w:val="26"/>
+          <w:rtl w:val="0"/>
+        </w:rPr>
+        <w:t xml:space="preserve">베르너 슈타인</w:t>
+      </w:r>
+      <w:r>
+        <w:rPr>
+          <w:rFonts w:ascii="Arial Unicode MS" w:cs="Arial Unicode MS" w:eastAsia="Arial Unicode MS" w:hAnsi="Arial Unicode MS"/>
+          <w:sz w:val="26"/>
+          <w:szCs w:val="26"/>
+          <w:rtl w:val="0"/>
+        </w:rPr>
+        <w:t xml:space="preserve">과 오래 전부터 가까웠고, 서로의 약점을 덮어주며 군 내에서 조용히 영향력을 키워왔다.</w:t>
+      </w:r>
+    </w:p>
+    <w:p>
+      <w:pPr>
+        <w:spacing w:after="240" w:before="240" w:lineRule="auto"/>
+        <w:rPr>
+          <w:sz w:val="26"/>
+          <w:szCs w:val="26"/>
+        </w:rPr>
+      </w:pPr>
+      <w:r>
+        <w:rPr>
+          <w:rFonts w:ascii="Arial Unicode MS" w:cs="Arial Unicode MS" w:eastAsia="Arial Unicode MS" w:hAnsi="Arial Unicode MS"/>
+          <w:sz w:val="26"/>
+          <w:szCs w:val="26"/>
+          <w:rtl w:val="0"/>
+        </w:rPr>
+        <w:t xml:space="preserve">전쟁이 길어질수록 두 사람은 후방 행정, 보고 체계, 인사 라인을 나누어 장악하며 자신들의 안전과 지위를 확보했다. 그러던 중, 플레이어가 전장에서 두각을 나타내며 “진짜 전쟁 영웅”으로 떠오르자 두 사람은 위협을 느끼기 시작했다.</w:t>
+      </w:r>
+    </w:p>
+    <w:p>
+      <w:pPr>
+        <w:spacing w:after="240" w:before="240" w:lineRule="auto"/>
+        <w:rPr>
+          <w:sz w:val="26"/>
+          <w:szCs w:val="26"/>
+        </w:rPr>
+      </w:pPr>
+      <w:r>
+        <w:rPr>
+          <w:rFonts w:ascii="Arial Unicode MS" w:cs="Arial Unicode MS" w:eastAsia="Arial Unicode MS" w:hAnsi="Arial Unicode MS"/>
+          <w:sz w:val="26"/>
+          <w:szCs w:val="26"/>
+          <w:rtl w:val="0"/>
+        </w:rPr>
+        <w:t xml:space="preserve">베르너는 정치적 주도권을 잃을까봐 두려웠고,</w:t>
+        <w:br w:type="textWrapping"/>
+        <w:t xml:space="preserve">호프만은 군 내부에서 플레이어에게 완전히 묻힐까봐 두려워했다.</w:t>
+      </w:r>
+    </w:p>
+    <w:p>
+      <w:pPr>
+        <w:spacing w:after="240" w:before="240" w:lineRule="auto"/>
+        <w:rPr>
+          <w:sz w:val="26"/>
+          <w:szCs w:val="26"/>
+        </w:rPr>
+      </w:pPr>
+      <w:r>
+        <w:rPr>
+          <w:rFonts w:ascii="Arial Unicode MS" w:cs="Arial Unicode MS" w:eastAsia="Arial Unicode MS" w:hAnsi="Arial Unicode MS"/>
+          <w:sz w:val="26"/>
+          <w:szCs w:val="26"/>
+          <w:rtl w:val="0"/>
+        </w:rPr>
+        <w:t xml:space="preserve">결국 둘은 조용히 플레이어를 몰락시키고 전쟁 영웅의 공적을 </w:t>
+        <w:br w:type="textWrapping"/>
+        <w:t xml:space="preserve">둘이서 나눠 갖기로 합의한다.</w:t>
+      </w:r>
+    </w:p>
+    <w:p>
+      <w:pPr>
+        <w:spacing w:after="240" w:before="240" w:lineRule="auto"/>
+        <w:rPr>
+          <w:sz w:val="26"/>
+          <w:szCs w:val="26"/>
+        </w:rPr>
+      </w:pPr>
+      <w:r>
+        <w:rPr>
+          <w:rFonts w:ascii="Arial Unicode MS" w:cs="Arial Unicode MS" w:eastAsia="Arial Unicode MS" w:hAnsi="Arial Unicode MS"/>
+          <w:sz w:val="26"/>
+          <w:szCs w:val="26"/>
+          <w:rtl w:val="0"/>
+        </w:rPr>
+        <w:t xml:space="preserve">호프만은 플레이어의 전공을 축소하거나 실패처럼 보이게 하는 </w:t>
+        <w:br w:type="textWrapping"/>
+        <w:t xml:space="preserve">보고를 올렸고, 명령을 왜곡해 혼란을 일으켰으며,</w:t>
+        <w:br w:type="textWrapping"/>
+        <w:br w:type="textWrapping"/>
+        <w:t xml:space="preserve">심지어 플레이어가 전장에서 중상을 입었을 때 구조 명령까지 지연시켰다.</w:t>
+        <w:br w:type="textWrapping"/>
+        <w:t xml:space="preserve">그가 만든 혼선과 왜곡은 플레이어를 무능한 인물처럼 보이게 만들었고,</w:t>
+        <w:br w:type="textWrapping"/>
+        <w:t xml:space="preserve">이는 베르너가 기록과 정치적 프레임을 조작하는 데 절호의 기회였다.</w:t>
+      </w:r>
+    </w:p>
+    <w:p>
+      <w:pPr>
+        <w:spacing w:after="240" w:before="240" w:lineRule="auto"/>
+        <w:rPr>
+          <w:sz w:val="26"/>
+          <w:szCs w:val="26"/>
+        </w:rPr>
+      </w:pPr>
+      <w:r>
+        <w:rPr>
+          <w:rFonts w:ascii="Arial Unicode MS" w:cs="Arial Unicode MS" w:eastAsia="Arial Unicode MS" w:hAnsi="Arial Unicode MS"/>
+          <w:sz w:val="26"/>
+          <w:szCs w:val="26"/>
+          <w:rtl w:val="0"/>
+        </w:rPr>
+        <w:t xml:space="preserve">전쟁 후 두 사람은 플레이어의 업적을 나눠 가진 뒤,</w:t>
+        <w:br w:type="textWrapping"/>
+        <w:t xml:space="preserve">각자 권력과 명성을 챙겼고 호프만은 베르너가 마련해 준 저택의 </w:t>
+        <w:br w:type="textWrapping"/>
+        <w:t xml:space="preserve">별관 관리를 맡으며 편안한 삶을 살고 있다.</w:t>
+      </w:r>
+    </w:p>
+    <w:p>
+      <w:pPr>
+        <w:spacing w:after="240" w:before="240" w:lineRule="auto"/>
+        <w:rPr>
+          <w:sz w:val="26"/>
+          <w:szCs w:val="26"/>
+        </w:rPr>
+      </w:pPr>
+      <w:r>
+        <w:rPr>
+          <w:rFonts w:ascii="Arial Unicode MS" w:cs="Arial Unicode MS" w:eastAsia="Arial Unicode MS" w:hAnsi="Arial Unicode MS"/>
+          <w:sz w:val="26"/>
+          <w:szCs w:val="26"/>
+          <w:rtl w:val="0"/>
+        </w:rPr>
+        <w:t xml:space="preserve">하지만 어느 날,</w:t>
+        <w:br w:type="textWrapping"/>
+        <w:t xml:space="preserve">과거 죽은 줄 알았던 플레이어가 살아있다는 소식이 들려왔다.</w:t>
+        <w:br w:type="textWrapping"/>
+        <w:t xml:space="preserve">호프만은 즉시 경비 체계를 강화하고,</w:t>
+        <w:br w:type="textWrapping"/>
+        <w:t xml:space="preserve">마치 누군가에게 쫓기는 사람처럼 감시 장비를 증설했다.</w:t>
+      </w:r>
+    </w:p>
+    <w:p>
+      <w:pPr>
+        <w:spacing w:after="240" w:before="240" w:lineRule="auto"/>
+        <w:rPr>
+          <w:sz w:val="26"/>
+          <w:szCs w:val="26"/>
+        </w:rPr>
+      </w:pPr>
+      <w:r>
+        <w:rPr>
+          <w:rFonts w:ascii="Arial Unicode MS" w:cs="Arial Unicode MS" w:eastAsia="Arial Unicode MS" w:hAnsi="Arial Unicode MS"/>
+          <w:sz w:val="26"/>
+          <w:szCs w:val="26"/>
+          <w:rtl w:val="0"/>
+        </w:rPr>
+        <w:t xml:space="preserve">그에게 플레이어는 단순한 위협이 아니라,</w:t>
+        <w:br w:type="textWrapping"/>
+        <w:t xml:space="preserve">두 사람이 함께 쌓아올린 거짓과 배신이 무너질 수 있는 신호였다.</w:t>
+      </w:r>
+    </w:p>
+    <w:p>
+      <w:pPr>
+        <w:spacing w:after="240" w:before="240" w:lineRule="auto"/>
+        <w:rPr>
+          <w:sz w:val="26"/>
+          <w:szCs w:val="26"/>
+        </w:rPr>
+      </w:pPr>
+      <w:r>
+        <w:rPr>
+          <w:rFonts w:ascii="Arial Unicode MS" w:cs="Arial Unicode MS" w:eastAsia="Arial Unicode MS" w:hAnsi="Arial Unicode MS"/>
+          <w:sz w:val="26"/>
+          <w:szCs w:val="26"/>
+          <w:rtl w:val="0"/>
+        </w:rPr>
+        <w:t xml:space="preserve">플레이어가 별관에 도착하는 순간,</w:t>
+        <w:br w:type="textWrapping"/>
+        <w:t xml:space="preserve">호프만은 과거 자신이 자행한 배신과 정면으로 마주하게 된다.</w:t>
+      </w:r>
+    </w:p>
+    <w:p>
+      <w:pPr>
+        <w:spacing w:after="240" w:before="240" w:lineRule="auto"/>
+        <w:rPr>
+          <w:sz w:val="26"/>
+          <w:szCs w:val="26"/>
+        </w:rPr>
+      </w:pPr>
+      <w:r>
+        <w:rPr>
+          <w:rtl w:val="0"/>
+        </w:rPr>
+      </w:r>
+    </w:p>
+    <w:p>
+      <w:pPr>
+        <w:spacing w:after="240" w:before="240" w:lineRule="auto"/>
+        <w:rPr>
+          <w:sz w:val="26"/>
+          <w:szCs w:val="26"/>
+        </w:rPr>
+      </w:pPr>
+      <w:r>
+        <w:rPr>
+          <w:rtl w:val="0"/>
+        </w:rPr>
+      </w:r>
+    </w:p>
+    <w:p>
+      <w:pPr>
+        <w:rPr>
+          <w:sz w:val="14"/>
+          <w:szCs w:val="14"/>
+        </w:rPr>
+      </w:pPr>
+      <w:r>
+        <w:rPr>
+          <w:rtl w:val="0"/>
+        </w:rPr>
+      </w:r>
+    </w:p>
+    <w:p>
+      <w:pPr>
+        <w:rPr>
+          <w:b w:val="1"/>
+          <w:bCs w:val="1"/>
+          <w:sz w:val="36"/>
+          <w:szCs w:val="36"/>
+        </w:rPr>
+      </w:pPr>
+      <w:r>
+        <w:rPr>
+          <w:rtl w:val="0"/>
+        </w:rPr>
+      </w:r>
+    </w:p>
+    <w:p>
+      <w:pPr>
+        <w:ind w:left="0" w:firstLine="0"/>
+        <w:rPr>
+          <w:b w:val="1"/>
+          <w:bCs w:val="1"/>
+          <w:sz w:val="36"/>
+          <w:szCs w:val="36"/>
+        </w:rPr>
+      </w:pPr>
+      <w:r>
+        <w:rPr>
+          <w:rtl w:val="0"/>
+        </w:rPr>
+      </w:r>
+    </w:p>
+    <w:p>
+      <w:pPr>
+        <w:ind w:left="0" w:firstLine="0"/>
+        <w:rPr>
+          <w:b w:val="1"/>
+          <w:bCs w:val="1"/>
+          <w:sz w:val="36"/>
+          <w:szCs w:val="36"/>
+        </w:rPr>
+      </w:pPr>
+      <w:r>
+        <w:rPr>
+          <w:rFonts w:ascii="Arial Unicode MS" w:cs="Arial Unicode MS" w:eastAsia="Arial Unicode MS" w:hAnsi="Arial Unicode MS"/>
+          <w:b w:val="1"/>
+          <w:bCs w:val="1"/>
           <w:sz w:val="36"/>
           <w:szCs w:val="36"/>
           <w:rtl w:val="0"/>
@@ -1001,27 +1330,29 @@
       <w:pPr>
         <w:rPr>
           <w:b w:val="1"/>
-          <w:sz w:val="36"/>
-          <w:szCs w:val="36"/>
-        </w:rPr>
-      </w:pPr>
-      <w:r>
-        <w:rPr>
-          <w:rtl w:val="0"/>
-        </w:rPr>
-      </w:r>
-    </w:p>
-    <w:p>
-      <w:pPr>
-        <w:rPr>
-          <w:sz w:val="28"/>
-          <w:szCs w:val="28"/>
-        </w:rPr>
-      </w:pPr>
-      <w:r>
-        <w:rPr>
-          <w:rFonts w:ascii="Arial Unicode MS" w:cs="Arial Unicode MS" w:eastAsia="Arial Unicode MS" w:hAnsi="Arial Unicode MS"/>
-          <w:b w:val="1"/>
+          <w:bCs w:val="1"/>
+          <w:sz w:val="36"/>
+          <w:szCs w:val="36"/>
+        </w:rPr>
+      </w:pPr>
+      <w:r>
+        <w:rPr>
+          <w:rtl w:val="0"/>
+        </w:rPr>
+      </w:r>
+    </w:p>
+    <w:p>
+      <w:pPr>
+        <w:rPr>
+          <w:sz w:val="28"/>
+          <w:szCs w:val="28"/>
+        </w:rPr>
+      </w:pPr>
+      <w:r>
+        <w:rPr>
+          <w:rFonts w:ascii="Arial Unicode MS" w:cs="Arial Unicode MS" w:eastAsia="Arial Unicode MS" w:hAnsi="Arial Unicode MS"/>
+          <w:b w:val="1"/>
+          <w:bCs w:val="1"/>
           <w:sz w:val="36"/>
           <w:szCs w:val="36"/>
           <w:rtl w:val="0"/>
@@ -1188,28 +1519,31 @@
       <w:pPr>
         <w:rPr>
           <w:b w:val="1"/>
-          <w:sz w:val="36"/>
-          <w:szCs w:val="36"/>
-        </w:rPr>
-      </w:pPr>
-      <w:r>
-        <w:rPr>
-          <w:rtl w:val="0"/>
-        </w:rPr>
-      </w:r>
-    </w:p>
-    <w:p>
-      <w:pPr>
-        <w:rPr>
-          <w:b w:val="1"/>
-          <w:sz w:val="36"/>
-          <w:szCs w:val="36"/>
-        </w:rPr>
-      </w:pPr>
-      <w:r>
-        <w:rPr>
-          <w:rFonts w:ascii="Arial Unicode MS" w:cs="Arial Unicode MS" w:eastAsia="Arial Unicode MS" w:hAnsi="Arial Unicode MS"/>
-          <w:b w:val="1"/>
+          <w:bCs w:val="1"/>
+          <w:sz w:val="36"/>
+          <w:szCs w:val="36"/>
+        </w:rPr>
+      </w:pPr>
+      <w:r>
+        <w:rPr>
+          <w:rtl w:val="0"/>
+        </w:rPr>
+      </w:r>
+    </w:p>
+    <w:p>
+      <w:pPr>
+        <w:rPr>
+          <w:b w:val="1"/>
+          <w:bCs w:val="1"/>
+          <w:sz w:val="36"/>
+          <w:szCs w:val="36"/>
+        </w:rPr>
+      </w:pPr>
+      <w:r>
+        <w:rPr>
+          <w:rFonts w:ascii="Arial Unicode MS" w:cs="Arial Unicode MS" w:eastAsia="Arial Unicode MS" w:hAnsi="Arial Unicode MS"/>
+          <w:b w:val="1"/>
+          <w:bCs w:val="1"/>
           <w:sz w:val="36"/>
           <w:szCs w:val="36"/>
           <w:rtl w:val="0"/>
@@ -1221,6 +1555,7 @@
       <w:pPr>
         <w:rPr>
           <w:b w:val="1"/>
+          <w:bCs w:val="1"/>
           <w:sz w:val="36"/>
           <w:szCs w:val="36"/>
         </w:rPr>
@@ -1445,6 +1780,145 @@
         <w:rPr>
           <w:rtl w:val="0"/>
         </w:rPr>
+      </w:r>
+    </w:p>
+    <w:p>
+      <w:pPr>
+        <w:rPr>
+          <w:sz w:val="28"/>
+          <w:szCs w:val="28"/>
+        </w:rPr>
+      </w:pPr>
+      <w:r>
+        <w:rPr>
+          <w:rtl w:val="0"/>
+        </w:rPr>
+      </w:r>
+    </w:p>
+    <w:p>
+      <w:pPr>
+        <w:rPr>
+          <w:sz w:val="28"/>
+          <w:szCs w:val="28"/>
+        </w:rPr>
+      </w:pPr>
+      <w:r>
+        <w:rPr>
+          <w:rFonts w:ascii="Arial Unicode MS" w:cs="Arial Unicode MS" w:eastAsia="Arial Unicode MS" w:hAnsi="Arial Unicode MS"/>
+          <w:b w:val="1"/>
+          <w:bCs w:val="1"/>
+          <w:sz w:val="36"/>
+          <w:szCs w:val="36"/>
+          <w:rtl w:val="0"/>
+        </w:rPr>
+        <w:t xml:space="preserve">3-2 저택 별관(프리드리히 호프만의 요새)</w:t>
+      </w:r>
+      <w:r>
+        <w:rPr>
+          <w:rtl w:val="0"/>
+        </w:rPr>
+      </w:r>
+    </w:p>
+    <w:p>
+      <w:pPr>
+        <w:spacing w:after="240" w:before="240" w:lineRule="auto"/>
+        <w:rPr>
+          <w:sz w:val="28"/>
+          <w:szCs w:val="28"/>
+        </w:rPr>
+      </w:pPr>
+      <w:r>
+        <w:rPr>
+          <w:rFonts w:ascii="Arial Unicode MS" w:cs="Arial Unicode MS" w:eastAsia="Arial Unicode MS" w:hAnsi="Arial Unicode MS"/>
+          <w:sz w:val="28"/>
+          <w:szCs w:val="28"/>
+          <w:rtl w:val="0"/>
+        </w:rPr>
+        <w:t xml:space="preserve">베르너 슈타인의 저택 뒤 별관은 겉모습은 하인들과 경비가 머무는 보조 건물처럼 보이지만, 실제로는 </w:t>
+      </w:r>
+      <w:r>
+        <w:rPr>
+          <w:rFonts w:ascii="Arial Unicode MS" w:cs="Arial Unicode MS" w:eastAsia="Arial Unicode MS" w:hAnsi="Arial Unicode MS"/>
+          <w:b w:val="1"/>
+          <w:bCs w:val="1"/>
+          <w:sz w:val="28"/>
+          <w:szCs w:val="28"/>
+          <w:rtl w:val="0"/>
+        </w:rPr>
+        <w:t xml:space="preserve">호프만이 전적으로 통제하는 작은 군사 거점</w:t>
+      </w:r>
+      <w:r>
+        <w:rPr>
+          <w:rFonts w:ascii="Arial Unicode MS" w:cs="Arial Unicode MS" w:eastAsia="Arial Unicode MS" w:hAnsi="Arial Unicode MS"/>
+          <w:sz w:val="28"/>
+          <w:szCs w:val="28"/>
+          <w:rtl w:val="0"/>
+        </w:rPr>
+        <w:t xml:space="preserve">이다.</w:t>
+      </w:r>
+    </w:p>
+    <w:p>
+      <w:pPr>
+        <w:spacing w:after="240" w:before="240" w:lineRule="auto"/>
+        <w:rPr>
+          <w:sz w:val="28"/>
+          <w:szCs w:val="28"/>
+        </w:rPr>
+      </w:pPr>
+      <w:r>
+        <w:rPr>
+          <w:rFonts w:ascii="Arial Unicode MS" w:cs="Arial Unicode MS" w:eastAsia="Arial Unicode MS" w:hAnsi="Arial Unicode MS"/>
+          <w:sz w:val="28"/>
+          <w:szCs w:val="28"/>
+          <w:rtl w:val="0"/>
+        </w:rPr>
+        <w:t xml:space="preserve">플레이어를 몰락시키는 데 협력한 공으로 이 별관을 맡게 된 호프만은,</w:t>
+        <w:br w:type="textWrapping"/>
+        <w:t xml:space="preserve">건물 내부를 감시 장비와 경비 인력으로 채워 넣어 완전히 요새화했다.</w:t>
+        <w:br w:type="textWrapping"/>
+        <w:t xml:space="preserve">저택 전체의 경비 체계 역시 이 곳에서 지휘된다.</w:t>
+      </w:r>
+    </w:p>
+    <w:p>
+      <w:pPr>
+        <w:spacing w:after="240" w:before="240" w:lineRule="auto"/>
+        <w:rPr>
+          <w:sz w:val="28"/>
+          <w:szCs w:val="28"/>
+        </w:rPr>
+      </w:pPr>
+      <w:r>
+        <w:rPr>
+          <w:rFonts w:ascii="Arial Unicode MS" w:cs="Arial Unicode MS" w:eastAsia="Arial Unicode MS" w:hAnsi="Arial Unicode MS"/>
+          <w:sz w:val="28"/>
+          <w:szCs w:val="28"/>
+          <w:rtl w:val="0"/>
+        </w:rPr>
+        <w:t xml:space="preserve">플레이어가 살아 돌아왔다는 소문을 들은 뒤</w:t>
+        <w:br w:type="textWrapping"/>
+        <w:t xml:space="preserve">호프만은 이 별관의 경계를 더욱 강화하며 편집증에 가까운 통제를 이어갔다.</w:t>
+        <w:br w:type="textWrapping"/>
+        <w:t xml:space="preserve">그에게 이 별관은 자신이 저지른 배신을 감추고 지키기 위한 마지막 방패였다.</w:t>
+      </w:r>
+    </w:p>
+    <w:p>
+      <w:pPr>
+        <w:spacing w:after="240" w:before="240" w:lineRule="auto"/>
+        <w:rPr>
+          <w:sz w:val="28"/>
+          <w:szCs w:val="28"/>
+        </w:rPr>
+      </w:pPr>
+      <w:r>
+        <w:rPr>
+          <w:rFonts w:ascii="Arial Unicode MS" w:cs="Arial Unicode MS" w:eastAsia="Arial Unicode MS" w:hAnsi="Arial Unicode MS"/>
+          <w:sz w:val="28"/>
+          <w:szCs w:val="28"/>
+          <w:rtl w:val="0"/>
+        </w:rPr>
+        <w:t xml:space="preserve">이 곳은 플레이어가 두 번째 복수를 실행하는 장소이자,</w:t>
+        <w:br w:type="textWrapping"/>
+        <w:t xml:space="preserve">호프만이 도망칠 곳 없이 자신의 죄와 마주하게 되는 무대다.</w:t>
       </w:r>
     </w:p>
     <w:p>
@@ -1645,6 +2119,7 @@
     </w:pPr>
     <w:rPr>
       <w:b w:val="0"/>
+      <w:bCs w:val="0"/>
       <w:sz w:val="32"/>
       <w:szCs w:val="32"/>
     </w:rPr>
@@ -1661,6 +2136,7 @@
     </w:pPr>
     <w:rPr>
       <w:b w:val="0"/>
+      <w:bCs w:val="0"/>
       <w:color w:val="434343"/>
       <w:sz w:val="28"/>
       <w:szCs w:val="28"/>
@@ -1710,6 +2186,7 @@
     </w:pPr>
     <w:rPr>
       <w:i w:val="1"/>
+      <w:iCs w:val="1"/>
       <w:color w:val="666666"/>
       <w:sz w:val="22"/>
       <w:szCs w:val="22"/>
@@ -1743,6 +2220,7 @@
     <w:rPr>
       <w:rFonts w:ascii="Arial" w:cs="Arial" w:eastAsia="Arial" w:hAnsi="Arial"/>
       <w:i w:val="0"/>
+      <w:iCs w:val="0"/>
       <w:color w:val="666666"/>
       <w:sz w:val="30"/>
       <w:szCs w:val="30"/>
